--- a/PARKING SYSTEM PROGRAM.docx
+++ b/PARKING SYSTEM PROGRAM.docx
@@ -38,50 +38,16 @@
     </w:p>
     <w:p>
       <w:r>
-        <w:t xml:space="preserve">Step 2: Declare variables; </w:t>
-      </w:r>
-      <w:proofErr w:type="spellStart"/>
-      <w:r>
-        <w:t>total_parking_slots</w:t>
-      </w:r>
-      <w:proofErr w:type="spellEnd"/>
-      <w:r>
-        <w:t xml:space="preserve">, </w:t>
-      </w:r>
-      <w:proofErr w:type="spellStart"/>
-      <w:r>
-        <w:t>available</w:t>
-      </w:r>
-      <w:r>
-        <w:t>_parking_slots</w:t>
-      </w:r>
-      <w:proofErr w:type="spellEnd"/>
-      <w:r>
-        <w:t xml:space="preserve">, </w:t>
-      </w:r>
-      <w:proofErr w:type="spellStart"/>
-      <w:r>
-        <w:t>plate_number</w:t>
-      </w:r>
-      <w:proofErr w:type="spellEnd"/>
-      <w:r>
-        <w:t xml:space="preserve">, </w:t>
-      </w:r>
-      <w:proofErr w:type="spellStart"/>
-      <w:r>
-        <w:t>entry_time</w:t>
-      </w:r>
-      <w:proofErr w:type="spellEnd"/>
-      <w:r>
-        <w:t xml:space="preserve">, </w:t>
-      </w:r>
-      <w:proofErr w:type="spellStart"/>
-      <w:r>
-        <w:t>exit_time</w:t>
-      </w:r>
-      <w:proofErr w:type="spellEnd"/>
-      <w:r>
-        <w:t>, duration, payment</w:t>
+        <w:t>Step 2: Declare variables;  plate_number,</w:t>
+      </w:r>
+      <w:r>
+        <w:t>slot_number,</w:t>
+      </w:r>
+      <w:r>
+        <w:t xml:space="preserve"> entry_time, exit_time, duration, </w:t>
+      </w:r>
+      <w:r>
+        <w:t>amount</w:t>
       </w:r>
     </w:p>
     <w:p>
@@ -92,13 +58,11 @@
         <w:t xml:space="preserve"> </w:t>
       </w:r>
       <w:r>
-        <w:t xml:space="preserve">Declare </w:t>
-      </w:r>
-      <w:proofErr w:type="spellStart"/>
-      <w:r>
-        <w:t>rate_per_hour</w:t>
-      </w:r>
-      <w:proofErr w:type="spellEnd"/>
+        <w:t>Declare rate_per_hour</w:t>
+      </w:r>
+      <w:r>
+        <w:t xml:space="preserve"> = 150ksh per hour, total_parking_slots = 100</w:t>
+      </w:r>
     </w:p>
     <w:p>
       <w:r>
@@ -108,7 +72,16 @@
         <w:t>4</w:t>
       </w:r>
       <w:r>
-        <w:t>: Ask the user whether they want to enter or exit a vehicle</w:t>
+        <w:t>: Ask the user whether they want to enter</w:t>
+      </w:r>
+      <w:r>
+        <w:t xml:space="preserve"> or </w:t>
+      </w:r>
+      <w:r>
+        <w:t>exit a vehicle</w:t>
+      </w:r>
+      <w:r>
+        <w:t>.</w:t>
       </w:r>
     </w:p>
     <w:p>
@@ -136,15 +109,19 @@
     <w:p>
       <w:r>
         <w:tab/>
-        <w:t xml:space="preserve"> -If there is no parking spot </w:t>
-      </w:r>
-      <w:proofErr w:type="spellStart"/>
-      <w:r>
-        <w:t>disply</w:t>
-      </w:r>
-      <w:proofErr w:type="spellEnd"/>
-      <w:r>
-        <w:t xml:space="preserve"> “No empty parking spots”</w:t>
+        <w:t xml:space="preserve"> -If there is no parking spot displ</w:t>
+      </w:r>
+      <w:r>
+        <w:t>a</w:t>
+      </w:r>
+      <w:r>
+        <w:t>y “</w:t>
+      </w:r>
+      <w:r>
+        <w:t>Parking is full!</w:t>
+      </w:r>
+      <w:r>
+        <w:t>”</w:t>
       </w:r>
     </w:p>
     <w:p>
@@ -167,21 +144,99 @@
         <w:t xml:space="preserve"> is a spot, i</w:t>
       </w:r>
       <w:r>
-        <w:t xml:space="preserve">nput </w:t>
-      </w:r>
-      <w:proofErr w:type="spellStart"/>
-      <w:r>
-        <w:t>plate_number</w:t>
-      </w:r>
-      <w:proofErr w:type="spellEnd"/>
-      <w:r>
-        <w:t xml:space="preserve">, </w:t>
-      </w:r>
-      <w:proofErr w:type="spellStart"/>
-      <w:r>
-        <w:t>entry_time</w:t>
-      </w:r>
-      <w:proofErr w:type="spellEnd"/>
+        <w:t>nput plate_number, entry_time.</w:t>
+      </w:r>
+    </w:p>
+    <w:p>
+      <w:pPr>
+        <w:ind w:firstLine="720"/>
+      </w:pPr>
+      <w:r>
+        <w:t xml:space="preserve"> -</w:t>
+      </w:r>
+      <w:r>
+        <w:t xml:space="preserve"> Calculate remaining_parking_slots = total_parking_slots – 1</w:t>
+      </w:r>
+    </w:p>
+    <w:p>
+      <w:pPr>
+        <w:ind w:firstLine="720"/>
+      </w:pPr>
+      <w:r>
+        <w:t xml:space="preserve"> -</w:t>
+      </w:r>
+      <w:r>
+        <w:t>Display the parking slot of the vehicle.</w:t>
+      </w:r>
+    </w:p>
+    <w:p>
+      <w:r>
+        <w:t xml:space="preserve">Step </w:t>
+      </w:r>
+      <w:r>
+        <w:t>6</w:t>
+      </w:r>
+      <w:r>
+        <w:t>: If the user wants to exit:</w:t>
+      </w:r>
+    </w:p>
+    <w:p>
+      <w:pPr>
+        <w:ind w:firstLine="720"/>
+      </w:pPr>
+      <w:r>
+        <w:t xml:space="preserve"> -</w:t>
+      </w:r>
+      <w:r>
+        <w:t xml:space="preserve">Ask for </w:t>
+      </w:r>
+      <w:r>
+        <w:t>plate_number and exit time</w:t>
+      </w:r>
+    </w:p>
+    <w:p>
+      <w:pPr>
+        <w:ind w:firstLine="720"/>
+      </w:pPr>
+      <w:r>
+        <w:t xml:space="preserve"> -Retrieve the vehicle’s entry time</w:t>
+      </w:r>
+    </w:p>
+    <w:p>
+      <w:pPr>
+        <w:ind w:firstLine="720"/>
+      </w:pPr>
+      <w:r>
+        <w:t xml:space="preserve"> -</w:t>
+      </w:r>
+      <w:r>
+        <w:t xml:space="preserve"> Calculate duration = exit_time – entry_time </w:t>
+      </w:r>
+    </w:p>
+    <w:p>
+      <w:pPr>
+        <w:ind w:firstLine="720"/>
+      </w:pPr>
+      <w:r>
+        <w:t xml:space="preserve"> -</w:t>
+      </w:r>
+      <w:r>
+        <w:t>Calculate payment = duration in hours * rate_per_hour</w:t>
+      </w:r>
+    </w:p>
+    <w:p>
+      <w:pPr>
+        <w:ind w:firstLine="720"/>
+      </w:pPr>
+      <w:r>
+        <w:t xml:space="preserve"> -</w:t>
+      </w:r>
+      <w:r>
+        <w:t xml:space="preserve">Display </w:t>
+      </w:r>
+      <w:r>
+        <w:t>amount to be paid</w:t>
+      </w:r>
       <w:r>
         <w:t>.</w:t>
       </w:r>
@@ -194,23 +249,7 @@
         <w:t xml:space="preserve"> -</w:t>
       </w:r>
       <w:r>
-        <w:t xml:space="preserve"> Calculate </w:t>
-      </w:r>
-      <w:proofErr w:type="spellStart"/>
-      <w:r>
-        <w:t>remaining_parking_slots</w:t>
-      </w:r>
-      <w:proofErr w:type="spellEnd"/>
-      <w:r>
-        <w:t xml:space="preserve"> = </w:t>
-      </w:r>
-      <w:proofErr w:type="spellStart"/>
-      <w:r>
-        <w:t>total_parking_slots</w:t>
-      </w:r>
-      <w:proofErr w:type="spellEnd"/>
-      <w:r>
-        <w:t xml:space="preserve"> – 1</w:t>
+        <w:t>Delete the vehicle’s record</w:t>
       </w:r>
     </w:p>
     <w:p>
@@ -218,10 +257,19 @@
         <w:ind w:firstLine="720"/>
       </w:pPr>
       <w:r>
-        <w:t xml:space="preserve"> -</w:t>
-      </w:r>
-      <w:r>
-        <w:t>Allow entry of vehicle in parking.</w:t>
+        <w:t>-</w:t>
+      </w:r>
+      <w:r>
+        <w:t xml:space="preserve"> </w:t>
+      </w:r>
+      <w:r>
+        <w:t>Calculate</w:t>
+      </w:r>
+      <w:r>
+        <w:t xml:space="preserve"> and display</w:t>
+      </w:r>
+      <w:r>
+        <w:t xml:space="preserve"> total _parking_slots = remaining_parking_slots + 1</w:t>
       </w:r>
     </w:p>
     <w:p>
@@ -229,137 +277,10 @@
         <w:t xml:space="preserve">Step </w:t>
       </w:r>
       <w:r>
-        <w:t>6</w:t>
-      </w:r>
-      <w:r>
-        <w:t>: If the user wants to exit:</w:t>
-      </w:r>
-    </w:p>
-    <w:p>
-      <w:pPr>
-        <w:ind w:firstLine="720"/>
-      </w:pPr>
-      <w:r>
-        <w:t xml:space="preserve"> -</w:t>
-      </w:r>
-      <w:r>
-        <w:t xml:space="preserve">Read </w:t>
-      </w:r>
-      <w:proofErr w:type="spellStart"/>
-      <w:r>
-        <w:t>plate_number</w:t>
-      </w:r>
-      <w:proofErr w:type="spellEnd"/>
-      <w:r>
-        <w:t xml:space="preserve"> and exit time</w:t>
-      </w:r>
-    </w:p>
-    <w:p>
-      <w:pPr>
-        <w:ind w:firstLine="720"/>
-      </w:pPr>
-      <w:r>
-        <w:t xml:space="preserve"> -Retrieve the vehicle’s entry time</w:t>
-      </w:r>
-    </w:p>
-    <w:p>
-      <w:pPr>
-        <w:ind w:firstLine="720"/>
-      </w:pPr>
-      <w:r>
-        <w:t xml:space="preserve"> -</w:t>
-      </w:r>
-      <w:r>
-        <w:t xml:space="preserve"> Calculate duration = </w:t>
-      </w:r>
-      <w:proofErr w:type="spellStart"/>
-      <w:r>
-        <w:t>exit_time</w:t>
-      </w:r>
-      <w:proofErr w:type="spellEnd"/>
-      <w:r>
-        <w:t xml:space="preserve"> – </w:t>
-      </w:r>
-      <w:proofErr w:type="spellStart"/>
-      <w:r>
-        <w:t>entry_time</w:t>
-      </w:r>
-      <w:proofErr w:type="spellEnd"/>
-      <w:r>
-        <w:t xml:space="preserve"> </w:t>
-      </w:r>
-    </w:p>
-    <w:p>
-      <w:pPr>
-        <w:ind w:firstLine="720"/>
-      </w:pPr>
-      <w:r>
-        <w:t xml:space="preserve"> -</w:t>
-      </w:r>
-      <w:r>
-        <w:t xml:space="preserve">Calculate payment = duration in hours * </w:t>
-      </w:r>
-      <w:proofErr w:type="spellStart"/>
-      <w:r>
-        <w:t>rate_per_hour</w:t>
-      </w:r>
-      <w:proofErr w:type="spellEnd"/>
-    </w:p>
-    <w:p>
-      <w:pPr>
-        <w:ind w:firstLine="720"/>
-      </w:pPr>
-      <w:r>
-        <w:t xml:space="preserve"> -</w:t>
-      </w:r>
-      <w:r>
-        <w:t>Display payment.</w:t>
-      </w:r>
-    </w:p>
-    <w:p>
-      <w:pPr>
-        <w:ind w:firstLine="720"/>
-      </w:pPr>
-      <w:r>
-        <w:t xml:space="preserve"> -</w:t>
-      </w:r>
-      <w:r>
-        <w:t>Delete the vehicle’s record</w:t>
-      </w:r>
-    </w:p>
-    <w:p>
-      <w:r>
-        <w:t xml:space="preserve">Step 12: </w:t>
-      </w:r>
-      <w:r>
-        <w:t>Calculate</w:t>
-      </w:r>
-      <w:r>
-        <w:t xml:space="preserve"> and display</w:t>
-      </w:r>
-      <w:r>
-        <w:t xml:space="preserve"> total _</w:t>
-      </w:r>
-      <w:proofErr w:type="spellStart"/>
-      <w:r>
-        <w:t>parking_slots</w:t>
-      </w:r>
-      <w:proofErr w:type="spellEnd"/>
-      <w:r>
-        <w:t xml:space="preserve"> = </w:t>
-      </w:r>
-      <w:proofErr w:type="spellStart"/>
-      <w:r>
-        <w:t>remaining_parking_slots</w:t>
-      </w:r>
-      <w:proofErr w:type="spellEnd"/>
-      <w:r>
-        <w:t xml:space="preserve"> + 1</w:t>
-      </w:r>
-    </w:p>
-    <w:p>
-      <w:r>
-        <w:t>Step 13:</w:t>
+        <w:t>7</w:t>
+      </w:r>
+      <w:r>
+        <w:t>:</w:t>
       </w:r>
       <w:r>
         <w:t xml:space="preserve"> </w:t>
@@ -388,6 +309,199 @@
         </w:rPr>
       </w:pPr>
     </w:p>
+    <w:p>
+      <w:pPr>
+        <w:rPr>
+          <w:b/>
+          <w:bCs/>
+          <w:u w:val="single"/>
+        </w:rPr>
+      </w:pPr>
+      <w:r>
+        <w:rPr>
+          <w:b/>
+          <w:bCs/>
+          <w:u w:val="single"/>
+        </w:rPr>
+        <w:t>DATA STRUCTURES TO BE USED FOR THE PARKING SYSTEM</w:t>
+      </w:r>
+    </w:p>
+    <w:p>
+      <w:r>
+        <w:lastRenderedPageBreak/>
+        <w:tab/>
+      </w:r>
+      <w:r>
+        <w:tab/>
+      </w:r>
+    </w:p>
+    <w:p>
+      <w:pPr>
+        <w:pStyle w:val="ListParagraph"/>
+        <w:numPr>
+          <w:ilvl w:val="0"/>
+          <w:numId w:val="1"/>
+        </w:numPr>
+      </w:pPr>
+      <w:r>
+        <w:t>A class will be used to represent a vehicle’s parking record</w:t>
+      </w:r>
+    </w:p>
+    <w:p>
+      <w:r>
+        <w:t>class ParkingRecord:</w:t>
+      </w:r>
+    </w:p>
+    <w:p>
+      <w:r>
+        <w:t xml:space="preserve">    def __init__(self</w:t>
+      </w:r>
+      <w:r>
+        <w:t xml:space="preserve">  </w:t>
+      </w:r>
+      <w:r>
+        <w:t>,</w:t>
+      </w:r>
+      <w:r>
+        <w:t xml:space="preserve"> plate_number</w:t>
+      </w:r>
+      <w:r>
+        <w:t xml:space="preserve">, </w:t>
+      </w:r>
+      <w:r>
+        <w:t xml:space="preserve">slot_number, </w:t>
+      </w:r>
+      <w:r>
+        <w:t>entry_time):</w:t>
+      </w:r>
+    </w:p>
+    <w:p>
+      <w:r>
+        <w:t xml:space="preserve">        self.number_plate = </w:t>
+      </w:r>
+      <w:r>
+        <w:t>plate_number</w:t>
+      </w:r>
+    </w:p>
+    <w:p>
+      <w:r>
+        <w:t xml:space="preserve">        self.slot_number = slot_number</w:t>
+      </w:r>
+    </w:p>
+    <w:p>
+      <w:r>
+        <w:t xml:space="preserve">        self.entry_time = entry_time</w:t>
+      </w:r>
+    </w:p>
+    <w:p>
+      <w:r>
+        <w:t xml:space="preserve">        self.exit_time = None</w:t>
+      </w:r>
+    </w:p>
+    <w:p>
+      <w:r>
+        <w:t xml:space="preserve">        self.duration = 0</w:t>
+      </w:r>
+    </w:p>
+    <w:p>
+      <w:r>
+        <w:t xml:space="preserve">        self.amount = 0</w:t>
+      </w:r>
+    </w:p>
+    <w:p/>
+    <w:p/>
+    <w:p/>
+    <w:p>
+      <w:pPr>
+        <w:pStyle w:val="ListParagraph"/>
+        <w:numPr>
+          <w:ilvl w:val="0"/>
+          <w:numId w:val="1"/>
+        </w:numPr>
+      </w:pPr>
+      <w:r>
+        <w:t>A list will be used to store multiple parking records</w:t>
+      </w:r>
+    </w:p>
+    <w:p>
+      <w:pPr>
+        <w:ind w:left="360"/>
+      </w:pPr>
+      <w:r>
+        <w:t>parking_records = []</w:t>
+      </w:r>
+    </w:p>
+    <w:p>
+      <w:pPr>
+        <w:ind w:left="360"/>
+      </w:pPr>
+    </w:p>
+    <w:p>
+      <w:pPr>
+        <w:ind w:left="360"/>
+      </w:pPr>
+    </w:p>
+    <w:p>
+      <w:pPr>
+        <w:pStyle w:val="ListParagraph"/>
+        <w:numPr>
+          <w:ilvl w:val="0"/>
+          <w:numId w:val="1"/>
+        </w:numPr>
+      </w:pPr>
+      <w:r>
+        <w:t>A dictionary will be used to keep track of parking slots and whether they are occupied or available</w:t>
+      </w:r>
+    </w:p>
+    <w:p>
+      <w:pPr>
+        <w:ind w:left="360"/>
+      </w:pPr>
+      <w:r>
+        <w:t>parking_slots = {</w:t>
+      </w:r>
+    </w:p>
+    <w:p>
+      <w:pPr>
+        <w:ind w:left="360"/>
+      </w:pPr>
+      <w:r>
+        <w:t xml:space="preserve">    1: None,</w:t>
+      </w:r>
+    </w:p>
+    <w:p>
+      <w:pPr>
+        <w:ind w:left="360"/>
+      </w:pPr>
+      <w:r>
+        <w:t xml:space="preserve">    2: None,</w:t>
+      </w:r>
+    </w:p>
+    <w:p>
+      <w:pPr>
+        <w:ind w:left="360"/>
+      </w:pPr>
+      <w:r>
+        <w:t xml:space="preserve">    3: "KDA 123A",</w:t>
+      </w:r>
+    </w:p>
+    <w:p>
+      <w:pPr>
+        <w:ind w:left="360"/>
+      </w:pPr>
+      <w:r>
+        <w:t xml:space="preserve">    4: None</w:t>
+      </w:r>
+    </w:p>
+    <w:p>
+      <w:pPr>
+        <w:ind w:left="360"/>
+      </w:pPr>
+      <w:r>
+        <w:t>}</w:t>
+      </w:r>
+    </w:p>
+    <w:p/>
     <w:p>
       <w:pPr>
         <w:rPr>
@@ -403,328 +517,6 @@
           <w:u w:val="single"/>
         </w:rPr>
         <w:lastRenderedPageBreak/>
-        <w:t>DATA STRUCTURES TO BE USED FOR THE PARKING SYSTEM</w:t>
-      </w:r>
-    </w:p>
-    <w:p>
-      <w:r>
-        <w:tab/>
-      </w:r>
-      <w:r>
-        <w:tab/>
-      </w:r>
-    </w:p>
-    <w:p>
-      <w:pPr>
-        <w:pStyle w:val="ListParagraph"/>
-        <w:numPr>
-          <w:ilvl w:val="0"/>
-          <w:numId w:val="1"/>
-        </w:numPr>
-      </w:pPr>
-      <w:r>
-        <w:t>A class will be used to represent a vehicle’s parking record</w:t>
-      </w:r>
-    </w:p>
-    <w:p>
-      <w:r>
-        <w:t xml:space="preserve">class </w:t>
-      </w:r>
-      <w:proofErr w:type="spellStart"/>
-      <w:r>
-        <w:t>ParkingRecord</w:t>
-      </w:r>
-      <w:proofErr w:type="spellEnd"/>
-      <w:r>
-        <w:t>:</w:t>
-      </w:r>
-    </w:p>
-    <w:p>
-      <w:r>
-        <w:t xml:space="preserve">    def __</w:t>
-      </w:r>
-      <w:proofErr w:type="spellStart"/>
-      <w:r>
-        <w:t>init</w:t>
-      </w:r>
-      <w:proofErr w:type="spellEnd"/>
-      <w:r>
-        <w:t>_</w:t>
-      </w:r>
-      <w:proofErr w:type="gramStart"/>
-      <w:r>
-        <w:t>_(self</w:t>
-      </w:r>
-      <w:r>
-        <w:t xml:space="preserve">  </w:t>
-      </w:r>
-      <w:r>
-        <w:t>,</w:t>
-      </w:r>
-      <w:proofErr w:type="gramEnd"/>
-      <w:r>
-        <w:t xml:space="preserve"> </w:t>
-      </w:r>
-      <w:proofErr w:type="spellStart"/>
-      <w:r>
-        <w:t>plate_number</w:t>
-      </w:r>
-      <w:proofErr w:type="spellEnd"/>
-      <w:r>
-        <w:t xml:space="preserve">, </w:t>
-      </w:r>
-      <w:proofErr w:type="spellStart"/>
-      <w:r>
-        <w:t>slot_number</w:t>
-      </w:r>
-      <w:proofErr w:type="spellEnd"/>
-      <w:r>
-        <w:t xml:space="preserve">, </w:t>
-      </w:r>
-      <w:proofErr w:type="spellStart"/>
-      <w:r>
-        <w:t>entry_time</w:t>
-      </w:r>
-      <w:proofErr w:type="spellEnd"/>
-      <w:r>
-        <w:t>):</w:t>
-      </w:r>
-    </w:p>
-    <w:p>
-      <w:r>
-        <w:t xml:space="preserve">        </w:t>
-      </w:r>
-      <w:proofErr w:type="spellStart"/>
-      <w:proofErr w:type="gramStart"/>
-      <w:r>
-        <w:t>self.number</w:t>
-      </w:r>
-      <w:proofErr w:type="gramEnd"/>
-      <w:r>
-        <w:t>_plate</w:t>
-      </w:r>
-      <w:proofErr w:type="spellEnd"/>
-      <w:r>
-        <w:t xml:space="preserve"> = </w:t>
-      </w:r>
-      <w:proofErr w:type="spellStart"/>
-      <w:r>
-        <w:t>plate_number</w:t>
-      </w:r>
-      <w:proofErr w:type="spellEnd"/>
-    </w:p>
-    <w:p>
-      <w:r>
-        <w:t xml:space="preserve">        </w:t>
-      </w:r>
-      <w:proofErr w:type="spellStart"/>
-      <w:proofErr w:type="gramStart"/>
-      <w:r>
-        <w:t>self.slot</w:t>
-      </w:r>
-      <w:proofErr w:type="gramEnd"/>
-      <w:r>
-        <w:t>_number</w:t>
-      </w:r>
-      <w:proofErr w:type="spellEnd"/>
-      <w:r>
-        <w:t xml:space="preserve"> = </w:t>
-      </w:r>
-      <w:proofErr w:type="spellStart"/>
-      <w:r>
-        <w:t>slot_number</w:t>
-      </w:r>
-      <w:proofErr w:type="spellEnd"/>
-    </w:p>
-    <w:p>
-      <w:r>
-        <w:t xml:space="preserve">        </w:t>
-      </w:r>
-      <w:proofErr w:type="spellStart"/>
-      <w:proofErr w:type="gramStart"/>
-      <w:r>
-        <w:t>self.entry</w:t>
-      </w:r>
-      <w:proofErr w:type="gramEnd"/>
-      <w:r>
-        <w:t>_time</w:t>
-      </w:r>
-      <w:proofErr w:type="spellEnd"/>
-      <w:r>
-        <w:t xml:space="preserve"> = </w:t>
-      </w:r>
-      <w:proofErr w:type="spellStart"/>
-      <w:r>
-        <w:t>entry_time</w:t>
-      </w:r>
-      <w:proofErr w:type="spellEnd"/>
-    </w:p>
-    <w:p>
-      <w:r>
-        <w:t xml:space="preserve">        </w:t>
-      </w:r>
-      <w:proofErr w:type="spellStart"/>
-      <w:proofErr w:type="gramStart"/>
-      <w:r>
-        <w:t>self.exit</w:t>
-      </w:r>
-      <w:proofErr w:type="gramEnd"/>
-      <w:r>
-        <w:t>_time</w:t>
-      </w:r>
-      <w:proofErr w:type="spellEnd"/>
-      <w:r>
-        <w:t xml:space="preserve"> = None</w:t>
-      </w:r>
-    </w:p>
-    <w:p>
-      <w:r>
-        <w:t xml:space="preserve">        </w:t>
-      </w:r>
-      <w:proofErr w:type="spellStart"/>
-      <w:proofErr w:type="gramStart"/>
-      <w:r>
-        <w:t>self.duration</w:t>
-      </w:r>
-      <w:proofErr w:type="spellEnd"/>
-      <w:proofErr w:type="gramEnd"/>
-      <w:r>
-        <w:t xml:space="preserve"> = 0</w:t>
-      </w:r>
-    </w:p>
-    <w:p>
-      <w:r>
-        <w:t xml:space="preserve">        </w:t>
-      </w:r>
-      <w:proofErr w:type="spellStart"/>
-      <w:proofErr w:type="gramStart"/>
-      <w:r>
-        <w:t>self.amount</w:t>
-      </w:r>
-      <w:proofErr w:type="spellEnd"/>
-      <w:proofErr w:type="gramEnd"/>
-      <w:r>
-        <w:t xml:space="preserve"> = 0</w:t>
-      </w:r>
-    </w:p>
-    <w:p/>
-    <w:p/>
-    <w:p/>
-    <w:p>
-      <w:pPr>
-        <w:pStyle w:val="ListParagraph"/>
-        <w:numPr>
-          <w:ilvl w:val="0"/>
-          <w:numId w:val="1"/>
-        </w:numPr>
-      </w:pPr>
-      <w:r>
-        <w:t>A list will be used to store multiple parking records</w:t>
-      </w:r>
-    </w:p>
-    <w:p>
-      <w:pPr>
-        <w:ind w:left="360"/>
-      </w:pPr>
-      <w:proofErr w:type="spellStart"/>
-      <w:r>
-        <w:t>parking_records</w:t>
-      </w:r>
-      <w:proofErr w:type="spellEnd"/>
-      <w:r>
-        <w:t xml:space="preserve"> = []</w:t>
-      </w:r>
-    </w:p>
-    <w:p>
-      <w:pPr>
-        <w:ind w:left="360"/>
-      </w:pPr>
-    </w:p>
-    <w:p>
-      <w:pPr>
-        <w:ind w:left="360"/>
-      </w:pPr>
-    </w:p>
-    <w:p>
-      <w:pPr>
-        <w:pStyle w:val="ListParagraph"/>
-        <w:numPr>
-          <w:ilvl w:val="0"/>
-          <w:numId w:val="1"/>
-        </w:numPr>
-      </w:pPr>
-      <w:r>
-        <w:t>A dictionary will be used to keep track of parking slots and whether they are occupied or available</w:t>
-      </w:r>
-    </w:p>
-    <w:p>
-      <w:pPr>
-        <w:ind w:left="360"/>
-      </w:pPr>
-      <w:proofErr w:type="spellStart"/>
-      <w:r>
-        <w:t>parking_slots</w:t>
-      </w:r>
-      <w:proofErr w:type="spellEnd"/>
-      <w:r>
-        <w:t xml:space="preserve"> = {</w:t>
-      </w:r>
-    </w:p>
-    <w:p>
-      <w:pPr>
-        <w:ind w:left="360"/>
-      </w:pPr>
-      <w:r>
-        <w:t xml:space="preserve">    1: None,</w:t>
-      </w:r>
-    </w:p>
-    <w:p>
-      <w:pPr>
-        <w:ind w:left="360"/>
-      </w:pPr>
-      <w:r>
-        <w:t xml:space="preserve">    2: None,</w:t>
-      </w:r>
-    </w:p>
-    <w:p>
-      <w:pPr>
-        <w:ind w:left="360"/>
-      </w:pPr>
-      <w:r>
-        <w:t xml:space="preserve">    3: "KDA 123A",</w:t>
-      </w:r>
-    </w:p>
-    <w:p>
-      <w:pPr>
-        <w:ind w:left="360"/>
-      </w:pPr>
-      <w:r>
-        <w:t xml:space="preserve">    4: None</w:t>
-      </w:r>
-    </w:p>
-    <w:p>
-      <w:pPr>
-        <w:ind w:left="360"/>
-      </w:pPr>
-      <w:r>
-        <w:t>}</w:t>
-      </w:r>
-    </w:p>
-    <w:p/>
-    <w:p>
-      <w:pPr>
-        <w:rPr>
-          <w:b/>
-          <w:bCs/>
-          <w:u w:val="single"/>
-        </w:rPr>
-      </w:pPr>
-      <w:r>
-        <w:rPr>
-          <w:b/>
-          <w:bCs/>
-          <w:u w:val="single"/>
-        </w:rPr>
         <w:t>DATABASE DESIGN</w:t>
       </w:r>
     </w:p>
@@ -840,11 +632,9 @@
             <w:pPr>
               <w:ind w:left="360"/>
             </w:pPr>
-            <w:proofErr w:type="spellStart"/>
             <w:r>
               <w:t>number_plate</w:t>
             </w:r>
-            <w:proofErr w:type="spellEnd"/>
           </w:p>
         </w:tc>
         <w:tc>
@@ -892,11 +682,9 @@
             <w:pPr>
               <w:ind w:left="360"/>
             </w:pPr>
-            <w:proofErr w:type="spellStart"/>
             <w:r>
               <w:t>slot_number</w:t>
             </w:r>
-            <w:proofErr w:type="spellEnd"/>
           </w:p>
         </w:tc>
         <w:tc>
@@ -944,11 +732,9 @@
             <w:pPr>
               <w:ind w:left="360"/>
             </w:pPr>
-            <w:proofErr w:type="spellStart"/>
             <w:r>
               <w:t>entry_time</w:t>
             </w:r>
-            <w:proofErr w:type="spellEnd"/>
           </w:p>
         </w:tc>
         <w:tc>
@@ -996,11 +782,9 @@
             <w:pPr>
               <w:ind w:left="360"/>
             </w:pPr>
-            <w:proofErr w:type="spellStart"/>
             <w:r>
               <w:t>exit_time</w:t>
             </w:r>
-            <w:proofErr w:type="spellEnd"/>
           </w:p>
         </w:tc>
         <w:tc>
@@ -1218,11 +1002,9 @@
             <w:hideMark/>
           </w:tcPr>
           <w:p>
-            <w:proofErr w:type="spellStart"/>
             <w:r>
               <w:t>Number_Plate</w:t>
             </w:r>
-            <w:proofErr w:type="spellEnd"/>
           </w:p>
         </w:tc>
         <w:tc>
